--- a/materials/第2讲实质备课/02_学生史料与问题.docx
+++ b/materials/第2讲实质备课/02_学生史料与问题.docx
@@ -35,7 +35,7 @@
         <w:spacing w:after="65" w:before="0" w:line="285"/>
       </w:pPr>
       <w:r>
-        <w:t xml:space="preserve">随课堂读材料、圈词、作答。题1—5用于90分钟；E1、E2各增加5分钟。原文、概述与教师译意分别标明，作答要指出具体词句。</w:t>
+        <w:t xml:space="preserve">随课堂读材料、圈词、作答。上、下两节各45分钟，题1—2在上节，题3—5在下节。E1、E2为本节内按需使用的附页，不延长课时；E3、E4复用正文材料。原文、概述与教师译意分别标明，作答要指出具体词句。</w:t>
       </w:r>
     </w:p>
     <w:p>
@@ -512,15 +512,6 @@
     </w:p>
     <w:p>
       <w:pPr>
-        <w:widowControl/>
-        <w:spacing w:after="65" w:before="0" w:line="285"/>
-      </w:pPr>
-      <w:r>
-        <w:t xml:space="preserve">全景依教材及已核历史说明概述；现行题注据外交部全文，链接见末页。</w:t>
-      </w:r>
-    </w:p>
-    <w:p>
-      <w:pPr>
         <w:pStyle w:val="Heading1"/>
         <w:pageBreakBefore/>
         <w:widowControl/>
@@ -793,7 +784,7 @@
         </w:rPr>
         <w:t xml:space="preserve">出处：</w:t>
       </w:r>
-      <w:hyperlink w:history="1" r:id="rIdwsfo6yrzs5-d8dtpw04mx">
+      <w:hyperlink w:history="1" r:id="rIdipew0qep2fpuktr9xebju">
         <w:r>
           <w:rPr>
             <w:color w:val="444444"/>
@@ -1529,6 +1520,15 @@
     <w:p>
       <w:pPr>
         <w:widowControl/>
+        <w:spacing w:after="65" w:before="0" w:line="285"/>
+      </w:pPr>
+      <w:r>
+        <w:t xml:space="preserve">听讲时继续检查自己的解释：土地仍属国家，是否意味着利用方式必须固定不变？允许流转又为何还需要法律条件？这两个问题由教师在题3讲评中展开，不另计一轮讨论。</w:t>
+      </w:r>
+    </w:p>
+    <w:p>
+      <w:pPr>
+        <w:widowControl/>
         <w:pBdr>
           <w:bottom w:val="single" w:color="BBBBBB" w:sz="3" w:space="1"/>
         </w:pBdr>
@@ -1625,7 +1625,7 @@
         </w:rPr>
         <w:t xml:space="preserve">出处：1982原文见《国务院公报》1982年第20号印刷855页／PDF第7页；1988修正案及附修正本见</w:t>
       </w:r>
-      <w:hyperlink w:history="1" r:id="rIdt8ii0qb_vfwo9wfknxuim">
+      <w:hyperlink w:history="1" r:id="rIdnezixyqbclj4ueeetit26">
         <w:r>
           <w:rPr>
             <w:color w:val="444444"/>
@@ -2691,6 +2691,31 @@
           <w:b/>
           <w:bCs/>
         </w:rPr>
+        <w:t xml:space="preserve">新增第一百二十四条末款：</w:t>
+      </w:r>
+    </w:p>
+    <w:p>
+      <w:pPr>
+        <w:keepLines/>
+        <w:widowControl/>
+        <w:spacing w:after="65" w:before="0" w:line="285"/>
+        <w:ind w:left="200" w:right="100"/>
+      </w:pPr>
+      <w:r>
+        <w:t xml:space="preserve">监察委员会的组织和职权由法律规定。</w:t>
+      </w:r>
+    </w:p>
+    <w:p>
+      <w:pPr>
+        <w:keepNext/>
+        <w:widowControl/>
+        <w:spacing w:after="40" w:before="60" w:line="280"/>
+      </w:pPr>
+      <w:r>
+        <w:rPr>
+          <w:b/>
+          <w:bCs/>
+        </w:rPr>
         <w:t xml:space="preserve">新增第一百二十六条：</w:t>
       </w:r>
     </w:p>
@@ -2711,7 +2736,7 @@
         <w:spacing w:after="65" w:before="0" w:line="285"/>
       </w:pPr>
       <w:r>
-        <w:t xml:space="preserve">圈读提示：标出增列的机关、删除的国务院职权文字和新增机关地位；同时看“由谁产生、对谁负责、受谁监督”。</w:t>
+        <w:t xml:space="preserve">圈读提示：先用90秒标出增列的机关、删除的国务院职权文字和新增机关地位，再用20秒读第124条末款、圈出“由法律规定”。已有产生、负责和监督关系，同交由法律继续安排的事项须连起来看。</w:t>
       </w:r>
     </w:p>
     <w:p>
@@ -2745,7 +2770,7 @@
         </w:rPr>
         <w:t xml:space="preserve">出处：</w:t>
       </w:r>
-      <w:hyperlink w:history="1" r:id="rIdywhydpvzta2nmeuvz5bmr">
+      <w:hyperlink w:history="1" r:id="rIdnk4i_mmz1kz8cg7ik3pbd">
         <w:r>
           <w:rPr>
             <w:color w:val="444444"/>
@@ -2764,7 +2789,7 @@
         </w:rPr>
         <w:t xml:space="preserve">，所选第37、46、52条；</w:t>
       </w:r>
-      <w:hyperlink w:history="1" r:id="rIdw867hwox2dco7jivz97hi">
+      <w:hyperlink w:history="1" r:id="rIdcqudan0toh0evbcvmlgvz">
         <w:r>
           <w:rPr>
             <w:color w:val="444444"/>
@@ -3214,6 +3239,15 @@
     <w:p>
       <w:pPr>
         <w:widowControl/>
+        <w:spacing w:after="65" w:before="0" w:line="285"/>
+      </w:pPr>
+      <w:r>
+        <w:t xml:space="preserve">听讲时回看材料三与材料五：修正案具体改变了哪些宪法规定，又把哪些安排留给普通法律？材料五新增的第124条末款可作依据。不能只按“事情重要”判断文件层次，也不能让一部普通法律自动排除相反的宪法要求。本处随教师讲评回看，不新增一轮作答。</w:t>
+      </w:r>
+    </w:p>
+    <w:p>
+      <w:pPr>
+        <w:widowControl/>
         <w:pBdr>
           <w:bottom w:val="single" w:color="BBBBBB" w:sz="3" w:space="1"/>
         </w:pBdr>
@@ -3293,7 +3327,7 @@
         </w:rPr>
         <w:t xml:space="preserve">出处：第64条见现行宪法；形成过程见3月5日说明摘要；</w:t>
       </w:r>
-      <w:hyperlink w:history="1" r:id="rIdeyncmssdmye6qbirdlbzw">
+      <w:hyperlink w:history="1" r:id="rIdi5_vw1v1afpkirdfsi-hf">
         <w:r>
           <w:rPr>
             <w:color w:val="444444"/>
@@ -3312,7 +3346,7 @@
         </w:rPr>
         <w:t xml:space="preserve">；</w:t>
       </w:r>
-      <w:hyperlink w:history="1" r:id="rId_vr1qvnk6g7ceeezqjvki">
+      <w:hyperlink w:history="1" r:id="rIdm1sxkbuezvhfpirmwt_zt">
         <w:r>
           <w:rPr>
             <w:color w:val="444444"/>
@@ -3629,7 +3663,7 @@
         </w:rPr>
         <w:t xml:space="preserve">出处：1982年国务院公报及1988年修正案同前；</w:t>
       </w:r>
-      <w:hyperlink w:history="1" r:id="rId5g0cxj8yqq6974bidt8et">
+      <w:hyperlink w:history="1" r:id="rIdkxvk-6m3y_0sb2mmt38xb">
         <w:r>
           <w:rPr>
             <w:color w:val="444444"/>
@@ -3656,6 +3690,171 @@
         <w:widowControl/>
       </w:pPr>
       <w:r>
+        <w:t xml:space="preserve">补充材料 根据地与1982年形成</w:t>
+      </w:r>
+    </w:p>
+    <w:p>
+      <w:pPr>
+        <w:widowControl/>
+        <w:spacing w:after="65" w:before="0" w:line="285"/>
+      </w:pPr>
+      <w:r>
+        <w:t xml:space="preserve">本页在上节第四、五部分由教师带读；下方两份1982材料用于说明国家任务、规则约束与机关分工的关系，不新增一轮书面任务。</w:t>
+      </w:r>
+    </w:p>
+    <w:p>
+      <w:pPr>
+        <w:pStyle w:val="Heading2"/>
+        <w:widowControl/>
+      </w:pPr>
+      <w:r>
+        <w:t xml:space="preserve">根据地补充 代表会议怎样产生政府人员</w:t>
+      </w:r>
+    </w:p>
+    <w:p>
+      <w:pPr>
+        <w:keepNext/>
+        <w:widowControl/>
+        <w:spacing w:after="40" w:before="60" w:line="280"/>
+      </w:pPr>
+      <w:r>
+        <w:rPr>
+          <w:b/>
+          <w:bCs/>
+        </w:rPr>
+        <w:t xml:space="preserve">1946年《陕甘宁边区宪法原则》（据历史研究文章转引）：</w:t>
+      </w:r>
+    </w:p>
+    <w:p>
+      <w:pPr>
+        <w:keepLines/>
+        <w:widowControl/>
+        <w:spacing w:after="65" w:before="0" w:line="285"/>
+        <w:ind w:left="200" w:right="100"/>
+      </w:pPr>
+      <w:r>
+        <w:t xml:space="preserve">人民普遍直接平等无记名选举各级代表，各级代表会选举政府人员。</w:t>
+      </w:r>
+    </w:p>
+    <w:p>
+      <w:pPr>
+        <w:keepNext/>
+        <w:widowControl/>
+        <w:spacing w:after="65" w:before="0" w:line="285"/>
+      </w:pPr>
+      <w:r>
+        <w:t xml:space="preserve">随教师讲述看清两个产生关系：人民选举代表，代表会议选举政府人员。本条是当时边区文件的文字，不能直接当作今天各级人大的选举规则，也不能由此推定后来所有制度已在当时完整形成。本处由教师带读，不新增一项书面任务。</w:t>
+      </w:r>
+    </w:p>
+    <w:p>
+      <w:pPr>
+        <w:pStyle w:val="TeacherNote"/>
+        <w:widowControl/>
+        <w:spacing w:after="70" w:before="0" w:line="270"/>
+      </w:pPr>
+      <w:r>
+        <w:rPr>
+          <w:color w:val="444444"/>
+          <w:sz w:val="20"/>
+          <w:szCs w:val="20"/>
+        </w:rPr>
+        <w:t xml:space="preserve">出处：</w:t>
+      </w:r>
+      <w:hyperlink w:history="1" r:id="rIdrabzjonihlzmrnlut8vhp">
+        <w:r>
+          <w:rPr>
+            <w:color w:val="444444"/>
+            <w:sz w:val="20"/>
+            <w:szCs w:val="20"/>
+            <w:u w:val="single"/>
+          </w:rPr>
+          <w:t xml:space="preserve">刘政《我国人民代表大会制度的前奏——解放战争时期的人民代表会议制度》</w:t>
+        </w:r>
+      </w:hyperlink>
+      <w:r>
+        <w:rPr>
+          <w:color w:val="444444"/>
+          <w:sz w:val="20"/>
+          <w:szCs w:val="20"/>
+        </w:rPr>
+        <w:t xml:space="preserve">，原刊《中国人大》2002年第8期，邵阳市人大常委会转载，正文第二段。2026年10月6日回核该段；未取得1946年档案原刊图像。</w:t>
+      </w:r>
+    </w:p>
+    <w:p>
+      <w:pPr>
+        <w:keepNext/>
+        <w:widowControl/>
+        <w:spacing w:after="40" w:before="60" w:line="280"/>
+      </w:pPr>
+      <w:r>
+        <w:rPr>
+          <w:b/>
+          <w:bCs/>
+        </w:rPr>
+        <w:t xml:space="preserve">报告原文节录：</w:t>
+      </w:r>
+    </w:p>
+    <w:p>
+      <w:pPr>
+        <w:keepLines/>
+        <w:widowControl/>
+        <w:spacing w:after="65" w:before="0" w:line="285"/>
+        <w:ind w:left="200" w:right="100"/>
+      </w:pPr>
+      <w:r>
+        <w:t xml:space="preserve">国家机构的这种合理分工，既可以避免权力过分集中，又可以使国家的各项工作有效地进行。</w:t>
+      </w:r>
+    </w:p>
+    <w:p>
+      <w:pPr>
+        <w:widowControl/>
+        <w:spacing w:after="65" w:before="0" w:line="285"/>
+      </w:pPr>
+      <w:r>
+        <w:t xml:space="preserve">原件位置：印刷888页／PDF第40页。报告论述的是人大统一行使国家权力前提下有关机关的明确分工；不把它改写为某个具体刑事案件的调查结论。课堂据此结合原第135条比较协调效率、分工审查及配合制约，不把“环节越多越好”作为结论。</w:t>
+      </w:r>
+    </w:p>
+    <w:p>
+      <w:pPr>
+        <w:keepNext/>
+        <w:widowControl/>
+        <w:spacing w:after="40" w:before="60" w:line="280"/>
+      </w:pPr>
+      <w:r>
+        <w:rPr>
+          <w:b/>
+          <w:bCs/>
+        </w:rPr>
+        <w:t xml:space="preserve">1982年原文序言节录：</w:t>
+      </w:r>
+    </w:p>
+    <w:p>
+      <w:pPr>
+        <w:keepLines/>
+        <w:widowControl/>
+        <w:spacing w:after="65" w:before="0" w:line="285"/>
+        <w:ind w:left="200" w:right="100"/>
+      </w:pPr>
+      <w:r>
+        <w:t xml:space="preserve">今后国家的根本任务是集中力量进行社会主义现代化建设。</w:t>
+      </w:r>
+    </w:p>
+    <w:p>
+      <w:pPr>
+        <w:widowControl/>
+        <w:spacing w:after="65" w:before="0" w:line="285"/>
+      </w:pPr>
+      <w:r>
+        <w:t xml:space="preserve">本句与材料四所列原第5条合读：国家任务和宪法法律约束同时存在，目标的重要性不能独自证明任何手段都适当。原文位置为公报印刷852页／PDF第4页；不是现行序言的逐字版本。</w:t>
+      </w:r>
+    </w:p>
+    <w:p>
+      <w:pPr>
+        <w:pStyle w:val="Heading1"/>
+        <w:pageBreakBefore/>
+        <w:widowControl/>
+      </w:pPr>
+      <w:r>
         <w:t xml:space="preserve">附页E1 不成文是否意味着没有文字</w:t>
       </w:r>
     </w:p>
@@ -3665,7 +3864,7 @@
         <w:spacing w:after="65" w:before="0" w:line="285"/>
       </w:pPr>
       <w:r>
-        <w:t xml:space="preserve">仅在第一学时增加5分钟时使用。</w:t>
+        <w:t xml:space="preserve">上节第二部分之后按需使用，仍在本节45分钟内。静默读例子30秒，随后听教师的完整深化，不另设发言轮次。</w:t>
       </w:r>
     </w:p>
     <w:p>
@@ -3813,7 +4012,7 @@
         </w:rPr>
         <w:t xml:space="preserve">出处：</w:t>
       </w:r>
-      <w:hyperlink w:history="1" r:id="rIdzgpz22izhhpg_xcn2k-cs">
+      <w:hyperlink w:history="1" r:id="rId9peikpiljyhtgy29esamm">
         <w:r>
           <w:rPr>
             <w:color w:val="444444"/>
@@ -3866,7 +4065,7 @@
         </w:rPr>
         <w:t xml:space="preserve">出处：</w:t>
       </w:r>
-      <w:hyperlink w:history="1" r:id="rIdqlhcyaovumbckmfsvlgcn">
+      <w:hyperlink w:history="1" r:id="rId1v5dyhhw0nszwxbvyhyze">
         <w:r>
           <w:rPr>
             <w:color w:val="444444"/>
@@ -3902,7 +4101,7 @@
         <w:spacing w:after="65" w:before="0" w:line="285"/>
       </w:pPr>
       <w:r>
-        <w:t xml:space="preserve">仅在第二学时增加5分钟时使用。</w:t>
+        <w:t xml:space="preserve">下节第九部分之后按需使用，仍在本节45分钟内。回看对照30秒、独立写理由30秒，随后听教师讲评。</w:t>
       </w:r>
     </w:p>
     <w:p>
@@ -4124,7 +4323,7 @@
         </w:rPr>
         <w:t xml:space="preserve">出处：1982年第33、37条见国务院公报印刷858—859页／PDF第10—11页；</w:t>
       </w:r>
-      <w:hyperlink w:history="1" r:id="rId_z9pzxx2nsgrxtmep413p">
+      <w:hyperlink w:history="1" r:id="rIdu4fxifr1hp8bhymawxmok">
         <w:r>
           <w:rPr>
             <w:color w:val="444444"/>
@@ -4158,7 +4357,7 @@
         <w:widowControl/>
         <w:spacing w:after="65" w:before="0" w:line="285"/>
       </w:pPr>
-      <w:hyperlink w:history="1" r:id="rIdjoyeilaqgv7clusohirar">
+      <w:hyperlink w:history="1" r:id="rIdu-zwiypaoomfu-9hicvuj">
         <w:r>
           <w:rPr>
             <w:color w:val="000000"/>
@@ -4170,7 +4369,7 @@
       <w:r>
         <w:t xml:space="preserve">；</w:t>
       </w:r>
-      <w:hyperlink w:history="1" r:id="rIdn42_gvhlpaywwyqvwttww">
+      <w:hyperlink w:history="1" r:id="rIdiqdjjkban6cjesyn6hfy4">
         <w:r>
           <w:rPr>
             <w:color w:val="000000"/>
@@ -4182,7 +4381,7 @@
       <w:r>
         <w:t xml:space="preserve">；</w:t>
       </w:r>
-      <w:hyperlink w:history="1" r:id="rId-6vubgmjyhksl_-20ic74">
+      <w:hyperlink w:history="1" r:id="rIdk2ehe2umf1jrmnuoo2pt3">
         <w:r>
           <w:rPr>
             <w:color w:val="000000"/>
@@ -4194,7 +4393,7 @@
       <w:r>
         <w:t xml:space="preserve">；</w:t>
       </w:r>
-      <w:hyperlink w:history="1" r:id="rIdwn-ybdrlvirf50gbnkzv7">
+      <w:hyperlink w:history="1" r:id="rIdxqkpvqx7s-r4_b6xlgug0">
         <w:r>
           <w:rPr>
             <w:color w:val="000000"/>
@@ -4206,7 +4405,7 @@
       <w:r>
         <w:t xml:space="preserve">；</w:t>
       </w:r>
-      <w:hyperlink w:history="1" r:id="rIdsrpot6y9pavgbzdzda5aj">
+      <w:hyperlink w:history="1" r:id="rIdzxwqy8dqkxphsjczju1kt">
         <w:r>
           <w:rPr>
             <w:color w:val="000000"/>
@@ -4218,7 +4417,7 @@
       <w:r>
         <w:t xml:space="preserve">；</w:t>
       </w:r>
-      <w:hyperlink w:history="1" r:id="rIdg-oyzpvkl7cemrhwwo_7f">
+      <w:hyperlink w:history="1" r:id="rIdbmm5iqs9gkqlequjo0zxk">
         <w:r>
           <w:rPr>
             <w:color w:val="000000"/>

--- a/materials/第2讲实质备课/02_学生史料与问题.docx
+++ b/materials/第2讲实质备课/02_学生史料与问题.docx
@@ -23,7 +23,7 @@
     <w:p>
       <w:pPr>
         <w:widowControl/>
-        <w:spacing w:after="65" w:before="0" w:line="285"/>
+        <w:spacing w:after="45" w:before="0" w:line="280"/>
       </w:pPr>
       <w:r>
         <w:t xml:space="preserve">姓名：________________　班级：________________　日期：________________</w:t>
@@ -32,10 +32,10 @@
     <w:p>
       <w:pPr>
         <w:widowControl/>
-        <w:spacing w:after="65" w:before="0" w:line="285"/>
-      </w:pPr>
-      <w:r>
-        <w:t xml:space="preserve">随课堂读材料、圈词、作答。上、下两节各45分钟，题1—2在上节，题3—5在下节。E1、E2为本节内按需使用的附页，不延长课时；E3、E4复用正文材料。原文、概述与教师译意分别标明，作答要指出具体词句。</w:t>
+        <w:spacing w:after="45" w:before="0" w:line="280"/>
+      </w:pPr>
+      <w:r>
+        <w:t xml:space="preserve">2026年10月7日修订。上、下两节各45分钟。课堂独立对读集中在题2（三版自由）和题3（土地），每处形成一项有依据的连贯解释；其余材料由教师随讲带读。题1、4、5和原E附页保留为回查或课后思考资料，不要求本节另做全套书写与交换。原文、概述与教师译意分别标明。</w:t>
       </w:r>
     </w:p>
     <w:p>
@@ -65,7 +65,7 @@
       <w:pPr>
         <w:keepLines/>
         <w:widowControl/>
-        <w:spacing w:after="65" w:before="0" w:line="285"/>
+        <w:spacing w:after="45" w:before="0" w:line="280"/>
         <w:ind w:left="200" w:right="100"/>
       </w:pPr>
       <w:r>
@@ -76,7 +76,7 @@
       <w:pPr>
         <w:keepLines/>
         <w:widowControl/>
-        <w:spacing w:after="65" w:before="0" w:line="285"/>
+        <w:spacing w:after="45" w:before="0" w:line="280"/>
         <w:ind w:left="200" w:right="100"/>
       </w:pPr>
       <w:r>
@@ -86,10 +86,10 @@
     <w:p>
       <w:pPr>
         <w:widowControl/>
-        <w:spacing w:after="65" w:before="0" w:line="285"/>
-      </w:pPr>
-      <w:r>
-        <w:t xml:space="preserve">先标出“通过并公布施行”与后来五次“修正”的日期。暂记你的疑问：为什么今天仍称它为1982年宪法？</w:t>
+        <w:spacing w:after="45" w:before="0" w:line="280"/>
+      </w:pPr>
+      <w:r>
+        <w:t xml:space="preserve">看题注怎样把最初通过与后来修正放在一起。带着一个疑问继续听：为什么今天仍称它为1982年宪法？本处不另做日期圈画。</w:t>
       </w:r>
     </w:p>
     <w:p>
@@ -507,11 +507,6 @@
     </w:tbl>
     <w:p>
       <w:pPr>
-        <w:spacing w:after="30" w:line="70"/>
-      </w:pPr>
-    </w:p>
-    <w:p>
-      <w:pPr>
         <w:pStyle w:val="Heading1"/>
         <w:pageBreakBefore/>
         <w:widowControl/>
@@ -532,7 +527,7 @@
     <w:p>
       <w:pPr>
         <w:widowControl/>
-        <w:spacing w:after="65" w:before="0" w:line="285"/>
+        <w:spacing w:after="45" w:before="0" w:line="280"/>
       </w:pPr>
       <w:r>
         <w:t xml:space="preserve">《钦定宪法大纲》以“君上大权”为主要部分，另附“臣民权利义务”。它仍以皇帝及其权力为中心安排国家事务。此处依教材印刷64—65页概述，未将概述当作1908年原文。</w:t>
@@ -565,7 +560,7 @@
       <w:pPr>
         <w:keepLines/>
         <w:widowControl/>
-        <w:spacing w:after="65" w:before="0" w:line="285"/>
+        <w:spacing w:after="45" w:before="0" w:line="280"/>
         <w:ind w:left="200" w:right="100"/>
       </w:pPr>
       <w:r>
@@ -590,7 +585,7 @@
       <w:pPr>
         <w:keepLines/>
         <w:widowControl/>
-        <w:spacing w:after="65" w:before="0" w:line="285"/>
+        <w:spacing w:after="45" w:before="0" w:line="280"/>
         <w:ind w:left="200" w:right="100"/>
       </w:pPr>
       <w:r>
@@ -615,7 +610,7 @@
       <w:pPr>
         <w:keepLines/>
         <w:widowControl/>
-        <w:spacing w:after="65" w:before="0" w:line="285"/>
+        <w:spacing w:after="45" w:before="0" w:line="280"/>
         <w:ind w:left="200" w:right="100"/>
       </w:pPr>
       <w:r>
@@ -625,7 +620,7 @@
     <w:p>
       <w:pPr>
         <w:widowControl/>
-        <w:spacing w:after="65" w:before="0" w:line="285"/>
+        <w:spacing w:after="45" w:before="0" w:line="280"/>
       </w:pPr>
       <w:r>
         <w:t xml:space="preserve">依约法第四十三条，这里的国务员指国务总理和各部总长。“副署”在本题中先理解为相应国务员也须签署。以上是机构所载历史文本的简体转写，标点依转录文本；不是本册制作的1912年公报影印。原文标明1912年3月11日公布。</w:t>
@@ -637,13 +632,13 @@
         <w:widowControl/>
       </w:pPr>
       <w:r>
-        <w:t xml:space="preserve">题1 从主权宣示读到具体分工</w:t>
-      </w:r>
-    </w:p>
-    <w:p>
-      <w:pPr>
-        <w:widowControl/>
-        <w:spacing w:after="65" w:before="0" w:line="285"/>
+        <w:t xml:space="preserve">题1 从主权宣示读到具体分工（资料题）</w:t>
+      </w:r>
+    </w:p>
+    <w:p>
+      <w:pPr>
+        <w:widowControl/>
+        <w:spacing w:after="45" w:before="0" w:line="280"/>
       </w:pPr>
       <w:r>
         <w:t xml:space="preserve">（1）指出一项国家权力根据和一项具体分工或行使方式，注明条号。</w:t>
@@ -652,7 +647,7 @@
     <w:p>
       <w:pPr>
         <w:widowControl/>
-        <w:spacing w:after="65" w:before="0" w:line="285"/>
+        <w:spacing w:after="45" w:before="0" w:line="280"/>
       </w:pPr>
       <w:r>
         <w:t xml:space="preserve">（2）据此说明，为什么这种变化不只是改了国号？</w:t>
@@ -661,7 +656,7 @@
     <w:p>
       <w:pPr>
         <w:widowControl/>
-        <w:spacing w:after="65" w:before="0" w:line="285"/>
+        <w:spacing w:after="45" w:before="0" w:line="280"/>
       </w:pPr>
       <w:r>
         <w:t xml:space="preserve">（3）仅凭这三条，能否认定当时所有人的权利都已充分实现？要作这种判断，还需要什么材料？</w:t>
@@ -670,7 +665,7 @@
     <w:p>
       <w:pPr>
         <w:widowControl/>
-        <w:spacing w:after="65" w:before="0" w:line="285"/>
+        <w:spacing w:after="45" w:before="0" w:line="280"/>
       </w:pPr>
       <w:r>
         <w:t xml:space="preserve">我的结论与依据：</w:t>
@@ -730,7 +725,7 @@
     <w:p>
       <w:pPr>
         <w:widowControl/>
-        <w:spacing w:after="65" w:before="0" w:line="285"/>
+        <w:spacing w:after="45" w:before="0" w:line="280"/>
       </w:pPr>
       <w:r>
         <w:t xml:space="preserve">材料能说明什么，还不能说明什么：</w:t>
@@ -784,7 +779,7 @@
         </w:rPr>
         <w:t xml:space="preserve">出处：</w:t>
       </w:r>
-      <w:hyperlink w:history="1" r:id="rIdipew0qep2fpuktr9xebju">
+      <w:hyperlink w:history="1" r:id="rIdhkvi2irdq6n0-ofidqz9x">
         <w:r>
           <w:rPr>
             <w:color w:val="444444"/>
@@ -841,7 +836,7 @@
       <w:pPr>
         <w:keepLines/>
         <w:widowControl/>
-        <w:spacing w:after="65" w:before="0" w:line="285"/>
+        <w:spacing w:after="45" w:before="0" w:line="280"/>
         <w:ind w:left="200" w:right="100"/>
       </w:pPr>
       <w:r>
@@ -866,7 +861,7 @@
       <w:pPr>
         <w:keepLines/>
         <w:widowControl/>
-        <w:spacing w:after="65" w:before="0" w:line="285"/>
+        <w:spacing w:after="45" w:before="0" w:line="280"/>
         <w:ind w:left="200" w:right="100"/>
       </w:pPr>
       <w:r>
@@ -900,7 +895,7 @@
       <w:pPr>
         <w:keepLines/>
         <w:widowControl/>
-        <w:spacing w:after="65" w:before="0" w:line="285"/>
+        <w:spacing w:after="45" w:before="0" w:line="280"/>
         <w:ind w:left="200" w:right="100"/>
       </w:pPr>
       <w:r>
@@ -925,7 +920,7 @@
       <w:pPr>
         <w:keepLines/>
         <w:widowControl/>
-        <w:spacing w:after="65" w:before="0" w:line="285"/>
+        <w:spacing w:after="45" w:before="0" w:line="280"/>
         <w:ind w:left="200" w:right="100"/>
       </w:pPr>
       <w:r>
@@ -936,7 +931,7 @@
       <w:pPr>
         <w:keepLines/>
         <w:widowControl/>
-        <w:spacing w:after="65" w:before="0" w:line="285"/>
+        <w:spacing w:after="45" w:before="0" w:line="280"/>
         <w:ind w:left="200" w:right="100"/>
       </w:pPr>
       <w:r>
@@ -970,7 +965,7 @@
       <w:pPr>
         <w:keepLines/>
         <w:widowControl/>
-        <w:spacing w:after="65" w:before="0" w:line="285"/>
+        <w:spacing w:after="45" w:before="0" w:line="280"/>
         <w:ind w:left="200" w:right="100"/>
       </w:pPr>
       <w:r>
@@ -981,7 +976,7 @@
       <w:pPr>
         <w:keepLines/>
         <w:widowControl/>
-        <w:spacing w:after="65" w:before="0" w:line="285"/>
+        <w:spacing w:after="45" w:before="0" w:line="280"/>
         <w:ind w:left="200" w:right="100"/>
       </w:pPr>
       <w:r>
@@ -992,7 +987,7 @@
       <w:pPr>
         <w:keepLines/>
         <w:widowControl/>
-        <w:spacing w:after="65" w:before="0" w:line="285"/>
+        <w:spacing w:after="45" w:before="0" w:line="280"/>
         <w:ind w:left="200" w:right="100"/>
       </w:pPr>
       <w:r>
@@ -1017,7 +1012,7 @@
       <w:pPr>
         <w:keepLines/>
         <w:widowControl/>
-        <w:spacing w:after="65" w:before="0" w:line="285"/>
+        <w:spacing w:after="45" w:before="0" w:line="280"/>
         <w:ind w:left="200" w:right="100"/>
       </w:pPr>
       <w:r>
@@ -1042,7 +1037,7 @@
       <w:pPr>
         <w:keepLines/>
         <w:widowControl/>
-        <w:spacing w:after="65" w:before="0" w:line="285"/>
+        <w:spacing w:after="45" w:before="0" w:line="280"/>
         <w:ind w:left="200" w:right="100"/>
       </w:pPr>
       <w:r>
@@ -1068,7 +1063,7 @@
         <w:keepNext/>
         <w:keepLines/>
         <w:widowControl/>
-        <w:spacing w:after="65" w:before="0" w:line="285"/>
+        <w:spacing w:after="45" w:before="0" w:line="280"/>
         <w:ind w:left="200" w:right="100"/>
       </w:pPr>
       <w:r>
@@ -1097,22 +1092,31 @@
         <w:widowControl/>
       </w:pPr>
       <w:r>
-        <w:t xml:space="preserve">题2 变化发生在哪一步</w:t>
-      </w:r>
-    </w:p>
-    <w:p>
-      <w:pPr>
-        <w:widowControl/>
-        <w:spacing w:after="65" w:before="0" w:line="285"/>
-      </w:pPr>
-      <w:r>
-        <w:t xml:space="preserve">回看材料二，按两个阶段写出变化。</w:t>
-      </w:r>
-    </w:p>
-    <w:p>
-      <w:pPr>
-        <w:widowControl/>
-        <w:spacing w:after="65" w:before="0" w:line="285"/>
+        <w:t xml:space="preserve">题2 变化发生在哪一步（上节独立对读）</w:t>
+      </w:r>
+    </w:p>
+    <w:p>
+      <w:pPr>
+        <w:widowControl/>
+        <w:spacing w:after="45" w:before="0" w:line="280"/>
+      </w:pPr>
+      <w:r>
+        <w:t xml:space="preserve">请读材料二，然后用一段解释连接1975—1978—1982：指出恢复、承接、进一步明确各发生在哪一步，每一步落实到原文。下面三个小问是组织解释的提示，不逐问轮答。</w:t>
+      </w:r>
+    </w:p>
+    <w:p>
+      <w:pPr>
+        <w:widowControl/>
+        <w:spacing w:after="45" w:before="0" w:line="280"/>
+      </w:pPr>
+      <w:r>
+        <w:t xml:space="preserve">默认安静阅读120秒、组织说明60秒。三版实际文字始终可回看，教师讲评后继续核自己的依据。</w:t>
+      </w:r>
+    </w:p>
+    <w:p>
+      <w:pPr>
+        <w:widowControl/>
+        <w:spacing w:after="45" w:before="0" w:line="280"/>
       </w:pPr>
       <w:r>
         <w:t xml:space="preserve">读法提示：分别圈出“决定／批准”“执行”的主体，再找禁止行为。三个版本保留各自原标点；“逮捕”不等于所有限制自由的行为。1978年公布后另有1979、1980年局部修改；本册没有混用这些后来版本。</w:t>
@@ -1121,7 +1125,7 @@
     <w:p>
       <w:pPr>
         <w:widowControl/>
-        <w:spacing w:after="65" w:before="0" w:line="285"/>
+        <w:spacing w:after="45" w:before="0" w:line="280"/>
       </w:pPr>
       <w:r>
         <w:t xml:space="preserve">（1）从1975年到1978年，检察职权及逮捕批准、执行的安排发生了什么改变？</w:t>
@@ -1164,7 +1168,7 @@
     <w:p>
       <w:pPr>
         <w:widowControl/>
-        <w:spacing w:after="65" w:before="0" w:line="285"/>
+        <w:spacing w:after="45" w:before="0" w:line="280"/>
       </w:pPr>
       <w:r>
         <w:t xml:space="preserve">（2）1982年承接了哪些安排？所选条文又进一步写明了什么保障和机关关系？至少各找一处依据。</w:t>
@@ -1224,7 +1228,7 @@
     <w:p>
       <w:pPr>
         <w:widowControl/>
-        <w:spacing w:after="65" w:before="0" w:line="285"/>
+        <w:spacing w:after="45" w:before="0" w:line="280"/>
       </w:pPr>
       <w:r>
         <w:t xml:space="preserve">（3）这些文字足以证明1982年以后每一次限制自由的行为都合法吗？说明理由。</w:t>
@@ -1276,7 +1280,7 @@
     <w:p>
       <w:pPr>
         <w:widowControl/>
-        <w:spacing w:after="65" w:before="0" w:line="285"/>
+        <w:spacing w:after="45" w:before="0" w:line="280"/>
       </w:pPr>
       <w:r>
         <w:rPr>
@@ -1292,7 +1296,7 @@
     <w:p>
       <w:pPr>
         <w:widowControl/>
-        <w:spacing w:after="65" w:before="0" w:line="285"/>
+        <w:spacing w:after="45" w:before="0" w:line="280"/>
       </w:pPr>
       <w:r>
         <w:t xml:space="preserve">报告说明基本权利规定更加充实、明确，并说明国家机关需要分工，既防止权力过分集中，又使工作有效进行。报告说明当时怎样解释修改理由；正式宪法文字则显示最终通过了哪些规则。以上为报告概述，不是逐字引语。</w:t>
@@ -1301,7 +1305,7 @@
     <w:p>
       <w:pPr>
         <w:widowControl/>
-        <w:spacing w:after="65" w:before="0" w:line="285"/>
+        <w:spacing w:after="45" w:before="0" w:line="280"/>
       </w:pPr>
       <w:r>
         <w:t xml:space="preserve">原件位置：《国务院公报》1982年第20号，宪法印刷851—874页／PDF第3—26页；报告印刷875—892页／PDF第27—44页。该期公报出版于1983年2月7日，出版日期与报告日期、宪法通过日期不同。</w:t>
@@ -1310,7 +1314,7 @@
     <w:p>
       <w:pPr>
         <w:widowControl/>
-        <w:spacing w:after="65" w:before="0" w:line="285"/>
+        <w:spacing w:after="45" w:before="0" w:line="280"/>
       </w:pPr>
       <w:r>
         <w:t xml:space="preserve">条号提示：本册1982年原第129、135条，在2018年相关条号调整后，对应现行第134、140条。查历史时须保留历史版本和条号。</w:t>
@@ -1319,17 +1323,203 @@
     <w:p>
       <w:pPr>
         <w:widowControl/>
-        <w:spacing w:after="65" w:before="0" w:line="285"/>
+        <w:spacing w:after="45" w:before="0" w:line="280"/>
       </w:pPr>
       <w:r>
         <w:rPr>
           <w:b/>
           <w:bCs/>
         </w:rPr>
-        <w:t xml:space="preserve">第一学时页边句：</w:t>
-      </w:r>
-      <w:r>
-        <w:t xml:space="preserve">一处能从原文直接看出的变化是________；仅凭这些材料，还不能判断________。</w:t>
+        <w:t xml:space="preserve">上节收束的参考表达：</w:t>
+      </w:r>
+      <w:r>
+        <w:t xml:space="preserve">指出一项文本变化，说明其制度关系；实际遵守程度仍须实施材料。本处不另设课末写作。</w:t>
+      </w:r>
+    </w:p>
+    <w:p>
+      <w:pPr>
+        <w:pStyle w:val="Heading1"/>
+        <w:pageBreakBefore/>
+        <w:widowControl/>
+      </w:pPr>
+      <w:r>
+        <w:t xml:space="preserve">材料三 土地条款的旧句与新句</w:t>
+      </w:r>
+    </w:p>
+    <w:p>
+      <w:pPr>
+        <w:pStyle w:val="Heading2"/>
+        <w:widowControl/>
+      </w:pPr>
+      <w:r>
+        <w:t xml:space="preserve">1982年宪法原文</w:t>
+      </w:r>
+    </w:p>
+    <w:p>
+      <w:pPr>
+        <w:keepNext/>
+        <w:widowControl/>
+        <w:spacing w:after="40" w:before="60" w:line="280"/>
+      </w:pPr>
+      <w:r>
+        <w:rPr>
+          <w:b/>
+          <w:bCs/>
+        </w:rPr>
+        <w:t xml:space="preserve">第十条第一款：</w:t>
+      </w:r>
+    </w:p>
+    <w:p>
+      <w:pPr>
+        <w:keepLines/>
+        <w:widowControl/>
+        <w:spacing w:after="45" w:before="0" w:line="280"/>
+        <w:ind w:left="200" w:right="100"/>
+      </w:pPr>
+      <w:r>
+        <w:t xml:space="preserve">城市的土地属于国家所有。</w:t>
+      </w:r>
+    </w:p>
+    <w:p>
+      <w:pPr>
+        <w:keepNext/>
+        <w:widowControl/>
+        <w:spacing w:after="40" w:before="60" w:line="280"/>
+      </w:pPr>
+      <w:r>
+        <w:rPr>
+          <w:b/>
+          <w:bCs/>
+        </w:rPr>
+        <w:t xml:space="preserve">第十条第四款：</w:t>
+      </w:r>
+    </w:p>
+    <w:p>
+      <w:pPr>
+        <w:keepLines/>
+        <w:widowControl/>
+        <w:spacing w:after="45" w:before="0" w:line="280"/>
+        <w:ind w:left="200" w:right="100"/>
+      </w:pPr>
+      <w:r>
+        <w:t xml:space="preserve">任何组织或者个人不得侵占、买卖、出租或者以其他形式非法转让土地。</w:t>
+      </w:r>
+    </w:p>
+    <w:p>
+      <w:pPr>
+        <w:pStyle w:val="Heading2"/>
+        <w:widowControl/>
+      </w:pPr>
+      <w:r>
+        <w:t xml:space="preserve">1988年宪法修正案</w:t>
+      </w:r>
+    </w:p>
+    <w:p>
+      <w:pPr>
+        <w:keepNext/>
+        <w:widowControl/>
+        <w:spacing w:after="40" w:before="60" w:line="280"/>
+      </w:pPr>
+      <w:r>
+        <w:rPr>
+          <w:b/>
+          <w:bCs/>
+        </w:rPr>
+        <w:t xml:space="preserve">第二条（完整节录）：</w:t>
+      </w:r>
+    </w:p>
+    <w:p>
+      <w:pPr>
+        <w:keepLines/>
+        <w:widowControl/>
+        <w:spacing w:after="45" w:before="0" w:line="280"/>
+        <w:ind w:left="200" w:right="100"/>
+      </w:pPr>
+      <w:r>
+        <w:t xml:space="preserve">宪法第十条第四款“任何组织或者个人不得侵占、买卖、出租或者以其他形式非法转让土地。”修改为：“任何组织或者个人不得侵占、买卖或者以其他形式非法转让土地。土地的使用权可以依照法律的规定转让。”</w:t>
+      </w:r>
+    </w:p>
+    <w:p>
+      <w:pPr>
+        <w:widowControl/>
+        <w:spacing w:after="45" w:before="0" w:line="280"/>
+      </w:pPr>
+      <w:r>
+        <w:t xml:space="preserve">1988年修正后宪法第十条第一款仍为：</w:t>
+      </w:r>
+    </w:p>
+    <w:p>
+      <w:pPr>
+        <w:keepLines/>
+        <w:widowControl/>
+        <w:spacing w:after="45" w:before="0" w:line="280"/>
+        <w:ind w:left="200" w:right="100"/>
+      </w:pPr>
+      <w:r>
+        <w:t xml:space="preserve">城市的土地属于国家所有。</w:t>
+      </w:r>
+    </w:p>
+    <w:p>
+      <w:pPr>
+        <w:pStyle w:val="Heading2"/>
+        <w:widowControl/>
+      </w:pPr>
+      <w:r>
+        <w:t xml:space="preserve">题3 同时指出改变与保留（下节独立对读）</w:t>
+      </w:r>
+    </w:p>
+    <w:p>
+      <w:pPr>
+        <w:widowControl/>
+        <w:spacing w:after="45" w:before="0" w:line="280"/>
+      </w:pPr>
+      <w:r>
+        <w:t xml:space="preserve">用一段话说明这次修改的改变、保留和条件，并解释所有权与利用安排为什么不能混同。以下小问供核自己的解释，不要求四轮分别作答。默认对读120秒、组织说明60秒。</w:t>
+      </w:r>
+    </w:p>
+    <w:p>
+      <w:pPr>
+        <w:widowControl/>
+        <w:spacing w:after="45" w:before="0" w:line="280"/>
+      </w:pPr>
+      <w:r>
+        <w:t xml:space="preserve">（1）旧第四款少了哪些字，新第四款多了哪一句？</w:t>
+      </w:r>
+    </w:p>
+    <w:p>
+      <w:pPr>
+        <w:widowControl/>
+        <w:spacing w:after="45" w:before="0" w:line="280"/>
+      </w:pPr>
+      <w:r>
+        <w:t xml:space="preserve">（2）“1988年这次修改把城市土地变为私人所有。”这一说法是否成立？请同时使用第一款与新第四款说明。</w:t>
+      </w:r>
+    </w:p>
+    <w:p>
+      <w:pPr>
+        <w:widowControl/>
+        <w:spacing w:after="45" w:before="0" w:line="280"/>
+      </w:pPr>
+      <w:r>
+        <w:t xml:space="preserve">（3）“可以转让”是否意味着一切转让都当然合法？依据在哪？</w:t>
+      </w:r>
+    </w:p>
+    <w:p>
+      <w:pPr>
+        <w:widowControl/>
+        <w:spacing w:after="45" w:before="0" w:line="280"/>
+      </w:pPr>
+      <w:r>
+        <w:t xml:space="preserve">（4）“修正案第二条”修改的是“宪法第二条”吗？写清两个编号分别属于哪个文件。</w:t>
+      </w:r>
+    </w:p>
+    <w:p>
+      <w:pPr>
+        <w:widowControl/>
+        <w:spacing w:after="45" w:before="0" w:line="280"/>
+      </w:pPr>
+      <w:r>
+        <w:t xml:space="preserve">听讲时继续检查自己的解释：土地仍属国家，是否意味着利用方式必须固定不变？允许流转又为何还需要法律条件？这两个问题由教师在题3讲评中展开，不另计一轮讨论。</w:t>
       </w:r>
     </w:p>
     <w:p>
@@ -1351,183 +1541,6 @@
     </w:p>
     <w:p>
       <w:pPr>
-        <w:pStyle w:val="Heading1"/>
-        <w:pageBreakBefore/>
-        <w:widowControl/>
-      </w:pPr>
-      <w:r>
-        <w:t xml:space="preserve">材料三 土地条款的旧句与新句</w:t>
-      </w:r>
-    </w:p>
-    <w:p>
-      <w:pPr>
-        <w:pStyle w:val="Heading2"/>
-        <w:widowControl/>
-      </w:pPr>
-      <w:r>
-        <w:t xml:space="preserve">1982年宪法原文</w:t>
-      </w:r>
-    </w:p>
-    <w:p>
-      <w:pPr>
-        <w:keepNext/>
-        <w:widowControl/>
-        <w:spacing w:after="40" w:before="60" w:line="280"/>
-      </w:pPr>
-      <w:r>
-        <w:rPr>
-          <w:b/>
-          <w:bCs/>
-        </w:rPr>
-        <w:t xml:space="preserve">第十条第一款：</w:t>
-      </w:r>
-    </w:p>
-    <w:p>
-      <w:pPr>
-        <w:keepLines/>
-        <w:widowControl/>
-        <w:spacing w:after="65" w:before="0" w:line="285"/>
-        <w:ind w:left="200" w:right="100"/>
-      </w:pPr>
-      <w:r>
-        <w:t xml:space="preserve">城市的土地属于国家所有。</w:t>
-      </w:r>
-    </w:p>
-    <w:p>
-      <w:pPr>
-        <w:keepNext/>
-        <w:widowControl/>
-        <w:spacing w:after="40" w:before="60" w:line="280"/>
-      </w:pPr>
-      <w:r>
-        <w:rPr>
-          <w:b/>
-          <w:bCs/>
-        </w:rPr>
-        <w:t xml:space="preserve">第十条第四款：</w:t>
-      </w:r>
-    </w:p>
-    <w:p>
-      <w:pPr>
-        <w:keepLines/>
-        <w:widowControl/>
-        <w:spacing w:after="65" w:before="0" w:line="285"/>
-        <w:ind w:left="200" w:right="100"/>
-      </w:pPr>
-      <w:r>
-        <w:t xml:space="preserve">任何组织或者个人不得侵占、买卖、出租或者以其他形式非法转让土地。</w:t>
-      </w:r>
-    </w:p>
-    <w:p>
-      <w:pPr>
-        <w:pStyle w:val="Heading2"/>
-        <w:widowControl/>
-      </w:pPr>
-      <w:r>
-        <w:t xml:space="preserve">1988年宪法修正案</w:t>
-      </w:r>
-    </w:p>
-    <w:p>
-      <w:pPr>
-        <w:keepNext/>
-        <w:widowControl/>
-        <w:spacing w:after="40" w:before="60" w:line="280"/>
-      </w:pPr>
-      <w:r>
-        <w:rPr>
-          <w:b/>
-          <w:bCs/>
-        </w:rPr>
-        <w:t xml:space="preserve">第二条（完整节录）：</w:t>
-      </w:r>
-    </w:p>
-    <w:p>
-      <w:pPr>
-        <w:keepLines/>
-        <w:widowControl/>
-        <w:spacing w:after="65" w:before="0" w:line="285"/>
-        <w:ind w:left="200" w:right="100"/>
-      </w:pPr>
-      <w:r>
-        <w:t xml:space="preserve">宪法第十条第四款“任何组织或者个人不得侵占、买卖、出租或者以其他形式非法转让土地。”修改为：“任何组织或者个人不得侵占、买卖或者以其他形式非法转让土地。土地的使用权可以依照法律的规定转让。”</w:t>
-      </w:r>
-    </w:p>
-    <w:p>
-      <w:pPr>
-        <w:widowControl/>
-        <w:spacing w:after="65" w:before="0" w:line="285"/>
-      </w:pPr>
-      <w:r>
-        <w:t xml:space="preserve">1988年修正后宪法第十条第一款仍为：</w:t>
-      </w:r>
-    </w:p>
-    <w:p>
-      <w:pPr>
-        <w:keepLines/>
-        <w:widowControl/>
-        <w:spacing w:after="65" w:before="0" w:line="285"/>
-        <w:ind w:left="200" w:right="100"/>
-      </w:pPr>
-      <w:r>
-        <w:t xml:space="preserve">城市的土地属于国家所有。</w:t>
-      </w:r>
-    </w:p>
-    <w:p>
-      <w:pPr>
-        <w:pStyle w:val="Heading2"/>
-        <w:widowControl/>
-      </w:pPr>
-      <w:r>
-        <w:t xml:space="preserve">题3 同时指出改变与保留</w:t>
-      </w:r>
-    </w:p>
-    <w:p>
-      <w:pPr>
-        <w:widowControl/>
-        <w:spacing w:after="65" w:before="0" w:line="285"/>
-      </w:pPr>
-      <w:r>
-        <w:t xml:space="preserve">（1）旧第四款少了哪些字，新第四款多了哪一句？</w:t>
-      </w:r>
-    </w:p>
-    <w:p>
-      <w:pPr>
-        <w:widowControl/>
-        <w:spacing w:after="65" w:before="0" w:line="285"/>
-      </w:pPr>
-      <w:r>
-        <w:t xml:space="preserve">（2）“1988年这次修改把城市土地变为私人所有。”这一说法是否成立？请同时使用第一款与新第四款说明。</w:t>
-      </w:r>
-    </w:p>
-    <w:p>
-      <w:pPr>
-        <w:widowControl/>
-        <w:spacing w:after="65" w:before="0" w:line="285"/>
-      </w:pPr>
-      <w:r>
-        <w:t xml:space="preserve">（3）“可以转让”是否意味着一切转让都当然合法？依据在哪？</w:t>
-      </w:r>
-    </w:p>
-    <w:p>
-      <w:pPr>
-        <w:widowControl/>
-        <w:spacing w:after="65" w:before="0" w:line="285"/>
-      </w:pPr>
-      <w:r>
-        <w:t xml:space="preserve">（4）“修正案第二条”修改的是“宪法第二条”吗？写清两个编号分别属于哪个文件。</w:t>
-      </w:r>
-    </w:p>
-    <w:p>
-      <w:pPr>
-        <w:widowControl/>
-        <w:spacing w:after="65" w:before="0" w:line="285"/>
-      </w:pPr>
-      <w:r>
-        <w:t xml:space="preserve">听讲时继续检查自己的解释：土地仍属国家，是否意味着利用方式必须固定不变？允许流转又为何还需要法律条件？这两个问题由教师在题3讲评中展开，不另计一轮讨论。</w:t>
-      </w:r>
-    </w:p>
-    <w:p>
-      <w:pPr>
         <w:widowControl/>
         <w:pBdr>
           <w:bottom w:val="single" w:color="BBBBBB" w:sz="3" w:space="1"/>
@@ -1596,23 +1609,6 @@
     </w:p>
     <w:p>
       <w:pPr>
-        <w:widowControl/>
-        <w:pBdr>
-          <w:bottom w:val="single" w:color="BBBBBB" w:sz="3" w:space="1"/>
-        </w:pBdr>
-        <w:spacing w:after="70" w:before="0" w:line="355"/>
-        <w:ind w:right="180"/>
-      </w:pPr>
-      <w:r>
-        <w:rPr>
-          <w:sz w:val="23"/>
-          <w:szCs w:val="23"/>
-        </w:rPr>
-        <w:t xml:space="preserve"> </w:t>
-      </w:r>
-    </w:p>
-    <w:p>
-      <w:pPr>
         <w:pStyle w:val="TeacherNote"/>
         <w:widowControl/>
         <w:spacing w:after="70" w:before="0" w:line="270"/>
@@ -1625,7 +1621,7 @@
         </w:rPr>
         <w:t xml:space="preserve">出处：1982原文见《国务院公报》1982年第20号印刷855页／PDF第7页；1988修正案及附修正本见</w:t>
       </w:r>
-      <w:hyperlink w:history="1" r:id="rIdnezixyqbclj4ueeetit26">
+      <w:hyperlink w:history="1" r:id="rIdudtmtehev78s7z8k3ysl4">
         <w:r>
           <w:rPr>
             <w:color w:val="444444"/>
@@ -1647,6 +1643,125 @@
     </w:p>
     <w:p>
       <w:pPr>
+        <w:pStyle w:val="Heading2"/>
+        <w:widowControl/>
+      </w:pPr>
+      <w:r>
+        <w:t xml:space="preserve">同年普通法律怎样承接（教师随讲带读）</w:t>
+      </w:r>
+    </w:p>
+    <w:p>
+      <w:pPr>
+        <w:keepNext/>
+        <w:widowControl/>
+        <w:spacing w:after="40" w:before="60" w:line="280"/>
+      </w:pPr>
+      <w:r>
+        <w:rPr>
+          <w:b/>
+          <w:bCs/>
+        </w:rPr>
+        <w:t xml:space="preserve">1988年12月29日全国人大常委会关于修改《中华人民共和国土地管理法》的决定，第一项相关短文：</w:t>
+      </w:r>
+    </w:p>
+    <w:p>
+      <w:pPr>
+        <w:widowControl/>
+        <w:spacing w:after="45" w:before="0" w:line="280"/>
+      </w:pPr>
+      <w:r>
+        <w:t xml:space="preserve">决定开头说明，依据是宪法修正案和国务院提请修改土地管理法的议案。以下为该决定向土地管理法第二条增加的第四款原文：</w:t>
+      </w:r>
+    </w:p>
+    <w:p>
+      <w:pPr>
+        <w:keepLines/>
+        <w:widowControl/>
+        <w:spacing w:after="45" w:before="0" w:line="280"/>
+        <w:ind w:left="200" w:right="100"/>
+      </w:pPr>
+      <w:r>
+        <w:t xml:space="preserve">国有土地和集体所有的土地的使用权可以依法转让。土地使用权转让的具体办法，由国务院另行规定。</w:t>
+      </w:r>
+    </w:p>
+    <w:p>
+      <w:pPr>
+        <w:keepNext/>
+        <w:widowControl/>
+        <w:spacing w:after="45" w:before="0" w:line="280"/>
+      </w:pPr>
+      <w:r>
+        <w:t xml:space="preserve">这份历史法律修改承接宪法改文，另把具体办法交由国务院继续规定。本段只用于看制度层次和实际接续，不作今日土地交易依据，不新增独立作答。</w:t>
+      </w:r>
+    </w:p>
+    <w:p>
+      <w:pPr>
+        <w:pStyle w:val="TeacherNote"/>
+        <w:widowControl/>
+        <w:spacing w:after="70" w:before="0" w:line="270"/>
+      </w:pPr>
+      <w:r>
+        <w:rPr>
+          <w:color w:val="444444"/>
+          <w:sz w:val="20"/>
+          <w:szCs w:val="20"/>
+        </w:rPr>
+        <w:t xml:space="preserve">出处：《全国人大常委会公报》1988年第8号，印刷19页（总549页）／PDF物理19页；</w:t>
+      </w:r>
+      <w:r>
+        <w:rPr>
+          <w:color w:val="444444"/>
+          <w:sz w:val="20"/>
+          <w:szCs w:val="20"/>
+        </w:rPr>
+        <w:t xml:space="preserve">本轮核读原页</w:t>
+      </w:r>
+      <w:r>
+        <w:rPr>
+          <w:color w:val="444444"/>
+          <w:sz w:val="20"/>
+          <w:szCs w:val="20"/>
+        </w:rPr>
+        <w:t xml:space="preserve">及</w:t>
+      </w:r>
+      <w:r>
+        <w:rPr>
+          <w:color w:val="444444"/>
+          <w:sz w:val="20"/>
+          <w:szCs w:val="20"/>
+        </w:rPr>
+        <w:t xml:space="preserve">可核短节录</w:t>
+      </w:r>
+      <w:r>
+        <w:rPr>
+          <w:color w:val="444444"/>
+          <w:sz w:val="20"/>
+          <w:szCs w:val="20"/>
+        </w:rPr>
+        <w:t xml:space="preserve">。另与</w:t>
+      </w:r>
+      <w:hyperlink w:history="1" r:id="rIdltkx4vb7kuqydilxvhcze">
+        <w:r>
+          <w:rPr>
+            <w:color w:val="444444"/>
+            <w:sz w:val="20"/>
+            <w:szCs w:val="20"/>
+            <w:u w:val="single"/>
+          </w:rPr>
+          <w:t xml:space="preserve">汨罗市政府所载1988修正本及附决定</w:t>
+        </w:r>
+      </w:hyperlink>
+      <w:r>
+        <w:rPr>
+          <w:color w:val="444444"/>
+          <w:sz w:val="20"/>
+          <w:szCs w:val="20"/>
+        </w:rPr>
+        <w:t xml:space="preserve">题注、第2条和附决定第一项互核。尚未据此展开具体办法内容。</w:t>
+      </w:r>
+    </w:p>
+    <w:p>
+      <w:pPr>
         <w:pStyle w:val="Heading1"/>
         <w:pageBreakBefore/>
         <w:widowControl/>
@@ -1658,7 +1773,7 @@
     <w:p>
       <w:pPr>
         <w:widowControl/>
-        <w:spacing w:after="65" w:before="0" w:line="285"/>
+        <w:spacing w:after="45" w:before="0" w:line="280"/>
       </w:pPr>
       <w:r>
         <w:t xml:space="preserve">下表仅列本课使用的内容示例，不能替代每次修正案全文。</w:t>
@@ -2332,11 +2447,6 @@
     </w:tbl>
     <w:p>
       <w:pPr>
-        <w:spacing w:after="30" w:line="70"/>
-      </w:pPr>
-    </w:p>
-    <w:p>
-      <w:pPr>
         <w:pStyle w:val="Heading2"/>
         <w:widowControl/>
       </w:pPr>
@@ -2362,7 +2472,7 @@
       <w:pPr>
         <w:keepLines/>
         <w:widowControl/>
-        <w:spacing w:after="65" w:before="0" w:line="285"/>
+        <w:spacing w:after="45" w:before="0" w:line="280"/>
         <w:ind w:left="200" w:right="100"/>
       </w:pPr>
       <w:r>
@@ -2373,7 +2483,7 @@
       <w:pPr>
         <w:keepLines/>
         <w:widowControl/>
-        <w:spacing w:after="65" w:before="0" w:line="285"/>
+        <w:spacing w:after="45" w:before="0" w:line="280"/>
         <w:ind w:left="200" w:right="100"/>
       </w:pPr>
       <w:r>
@@ -2384,7 +2494,7 @@
       <w:pPr>
         <w:keepLines/>
         <w:widowControl/>
-        <w:spacing w:after="65" w:before="0" w:line="285"/>
+        <w:spacing w:after="45" w:before="0" w:line="280"/>
         <w:ind w:left="200" w:right="100"/>
       </w:pPr>
       <w:r>
@@ -2395,7 +2505,7 @@
       <w:pPr>
         <w:keepLines/>
         <w:widowControl/>
-        <w:spacing w:after="65" w:before="0" w:line="285"/>
+        <w:spacing w:after="45" w:before="0" w:line="280"/>
         <w:ind w:left="200" w:right="100"/>
       </w:pPr>
       <w:r>
@@ -2420,7 +2530,7 @@
       <w:pPr>
         <w:keepLines/>
         <w:widowControl/>
-        <w:spacing w:after="65" w:before="0" w:line="285"/>
+        <w:spacing w:after="45" w:before="0" w:line="280"/>
         <w:ind w:left="200" w:right="100"/>
       </w:pPr>
       <w:r>
@@ -2430,7 +2540,7 @@
     <w:p>
       <w:pPr>
         <w:widowControl/>
-        <w:spacing w:after="65" w:before="0" w:line="285"/>
+        <w:spacing w:after="45" w:before="0" w:line="280"/>
       </w:pPr>
       <w:r>
         <w:t xml:space="preserve">阅读时想一想：新增的原则表达，与此前已有的法制要求是什么关系？2004年新增人权原则与此前权利条款的对照，见E2附页。</w:t>
@@ -2522,7 +2632,7 @@
     <w:p>
       <w:pPr>
         <w:widowControl/>
-        <w:spacing w:after="65" w:before="0" w:line="285"/>
+        <w:spacing w:after="45" w:before="0" w:line="280"/>
       </w:pPr>
       <w:r>
         <w:t xml:space="preserve">三组对照合读。旧句与新句分别属于修改前后，不拼成同一时期的条文。</w:t>
@@ -2555,7 +2665,7 @@
       <w:pPr>
         <w:keepLines/>
         <w:widowControl/>
-        <w:spacing w:after="65" w:before="0" w:line="285"/>
+        <w:spacing w:after="45" w:before="0" w:line="280"/>
         <w:ind w:left="200" w:right="100"/>
       </w:pPr>
       <w:r>
@@ -2580,7 +2690,7 @@
       <w:pPr>
         <w:keepLines/>
         <w:widowControl/>
-        <w:spacing w:after="65" w:before="0" w:line="285"/>
+        <w:spacing w:after="45" w:before="0" w:line="280"/>
         <w:ind w:left="200" w:right="100"/>
       </w:pPr>
       <w:r>
@@ -2614,7 +2724,7 @@
       <w:pPr>
         <w:keepLines/>
         <w:widowControl/>
-        <w:spacing w:after="65" w:before="0" w:line="285"/>
+        <w:spacing w:after="45" w:before="0" w:line="280"/>
         <w:ind w:left="200" w:right="100"/>
       </w:pPr>
       <w:r>
@@ -2639,7 +2749,7 @@
       <w:pPr>
         <w:keepLines/>
         <w:widowControl/>
-        <w:spacing w:after="65" w:before="0" w:line="285"/>
+        <w:spacing w:after="45" w:before="0" w:line="280"/>
         <w:ind w:left="200" w:right="100"/>
       </w:pPr>
       <w:r>
@@ -2673,7 +2783,7 @@
       <w:pPr>
         <w:keepLines/>
         <w:widowControl/>
-        <w:spacing w:after="65" w:before="0" w:line="285"/>
+        <w:spacing w:after="45" w:before="0" w:line="280"/>
         <w:ind w:left="200" w:right="100"/>
       </w:pPr>
       <w:r>
@@ -2698,7 +2808,7 @@
       <w:pPr>
         <w:keepLines/>
         <w:widowControl/>
-        <w:spacing w:after="65" w:before="0" w:line="285"/>
+        <w:spacing w:after="45" w:before="0" w:line="280"/>
         <w:ind w:left="200" w:right="100"/>
       </w:pPr>
       <w:r>
@@ -2723,7 +2833,7 @@
       <w:pPr>
         <w:keepLines/>
         <w:widowControl/>
-        <w:spacing w:after="65" w:before="0" w:line="285"/>
+        <w:spacing w:after="45" w:before="0" w:line="280"/>
         <w:ind w:left="200" w:right="100"/>
       </w:pPr>
       <w:r>
@@ -2733,17 +2843,17 @@
     <w:p>
       <w:pPr>
         <w:widowControl/>
-        <w:spacing w:after="65" w:before="0" w:line="285"/>
-      </w:pPr>
-      <w:r>
-        <w:t xml:space="preserve">圈读提示：先用90秒标出增列的机关、删除的国务院职权文字和新增机关地位，再用20秒读第124条末款、圈出“由法律规定”。已有产生、负责和监督关系，同交由法律继续安排的事项须连起来看。</w:t>
+        <w:spacing w:after="45" w:before="0" w:line="280"/>
+      </w:pPr>
+      <w:r>
+        <w:t xml:space="preserve">随讲带读：看增列的机关、国务院职权改文与新增机关地位，再接第124条末款“由法律规定”。这组改文同材料六的2018过程连续讲述，不另设定时圈画。</w:t>
       </w:r>
     </w:p>
     <w:p>
       <w:pPr>
         <w:keepNext/>
         <w:widowControl/>
-        <w:spacing w:after="65" w:before="0" w:line="285"/>
+        <w:spacing w:after="45" w:before="0" w:line="280"/>
       </w:pPr>
       <w:r>
         <w:rPr>
@@ -2770,7 +2880,7 @@
         </w:rPr>
         <w:t xml:space="preserve">出处：</w:t>
       </w:r>
-      <w:hyperlink w:history="1" r:id="rIdnk4i_mmz1kz8cg7ik3pbd">
+      <w:hyperlink w:history="1" r:id="rIdagkxltoglhpq_kp3ogmrt">
         <w:r>
           <w:rPr>
             <w:color w:val="444444"/>
@@ -2789,7 +2899,7 @@
         </w:rPr>
         <w:t xml:space="preserve">，所选第37、46、52条；</w:t>
       </w:r>
-      <w:hyperlink w:history="1" r:id="rIdcqudan0toh0evbcvmlgvz">
+      <w:hyperlink w:history="1" r:id="rIdc9whtwx7sx51n8vdhxwuc">
         <w:r>
           <w:rPr>
             <w:color w:val="444444"/>
@@ -2837,7 +2947,7 @@
       <w:pPr>
         <w:keepLines/>
         <w:widowControl/>
-        <w:spacing w:after="65" w:before="0" w:line="285"/>
+        <w:spacing w:after="45" w:before="0" w:line="280"/>
         <w:ind w:left="200" w:right="100"/>
       </w:pPr>
       <w:r>
@@ -3168,11 +3278,6 @@
     </w:tbl>
     <w:p>
       <w:pPr>
-        <w:spacing w:after="30" w:line="70"/>
-      </w:pPr>
-    </w:p>
-    <w:p>
-      <w:pPr>
         <w:keepNext/>
         <w:widowControl/>
         <w:spacing w:after="40" w:before="60" w:line="280"/>
@@ -3189,7 +3294,7 @@
       <w:pPr>
         <w:keepLines/>
         <w:widowControl/>
-        <w:spacing w:after="65" w:before="0" w:line="285"/>
+        <w:spacing w:after="45" w:before="0" w:line="280"/>
         <w:ind w:left="200" w:right="100"/>
       </w:pPr>
       <w:r>
@@ -3200,7 +3305,7 @@
       <w:pPr>
         <w:keepLines/>
         <w:widowControl/>
-        <w:spacing w:after="65" w:before="0" w:line="285"/>
+        <w:spacing w:after="45" w:before="0" w:line="280"/>
         <w:ind w:left="200" w:right="100"/>
       </w:pPr>
       <w:r>
@@ -3211,7 +3316,7 @@
       <w:pPr>
         <w:keepLines/>
         <w:widowControl/>
-        <w:spacing w:after="65" w:before="0" w:line="285"/>
+        <w:spacing w:after="45" w:before="0" w:line="280"/>
         <w:ind w:left="200" w:right="100"/>
       </w:pPr>
       <w:r>
@@ -3224,13 +3329,13 @@
         <w:widowControl/>
       </w:pPr>
       <w:r>
-        <w:t xml:space="preserve">题4 把主体与动作对应起来</w:t>
-      </w:r>
-    </w:p>
-    <w:p>
-      <w:pPr>
-        <w:widowControl/>
-        <w:spacing w:after="65" w:before="0" w:line="285"/>
+        <w:t xml:space="preserve">题4 把主体与动作对应起来（资料题）</w:t>
+      </w:r>
+    </w:p>
+    <w:p>
+      <w:pPr>
+        <w:widowControl/>
+        <w:spacing w:after="45" w:before="0" w:line="280"/>
       </w:pPr>
       <w:r>
         <w:t xml:space="preserve">指出本例中提出政治建议、受托拟稿、依法提请大会、最终通过、公告公布的主体。再回答：（1）法工委拟稿是否等于它拥有独立修宪提议权？（2）第64条还规定了哪个提议主体，表决多数以谁为分母？（3）本例是否意味着每次修宪都必须逐日复制同一细流程？</w:t>
@@ -3239,7 +3344,7 @@
     <w:p>
       <w:pPr>
         <w:widowControl/>
-        <w:spacing w:after="65" w:before="0" w:line="285"/>
+        <w:spacing w:after="45" w:before="0" w:line="280"/>
       </w:pPr>
       <w:r>
         <w:t xml:space="preserve">听讲时回看材料三与材料五：修正案具体改变了哪些宪法规定，又把哪些安排留给普通法律？材料五新增的第124条末款可作依据。不能只按“事情重要”判断文件层次，也不能让一部普通法律自动排除相反的宪法要求。本处随教师讲评回看，不新增一轮作答。</w:t>
@@ -3327,7 +3432,7 @@
         </w:rPr>
         <w:t xml:space="preserve">出处：第64条见现行宪法；形成过程见3月5日说明摘要；</w:t>
       </w:r>
-      <w:hyperlink w:history="1" r:id="rIdi5_vw1v1afpkirdfsi-hf">
+      <w:hyperlink w:history="1" r:id="rId5c9q67tyou2yqfcsefv0u">
         <w:r>
           <w:rPr>
             <w:color w:val="444444"/>
@@ -3346,7 +3451,7 @@
         </w:rPr>
         <w:t xml:space="preserve">；</w:t>
       </w:r>
-      <w:hyperlink w:history="1" r:id="rIdm1sxkbuezvhfpirmwt_zt">
+      <w:hyperlink w:history="1" r:id="rIdl5zlyhnjeg8a3mfz4_xnu">
         <w:r>
           <w:rPr>
             <w:color w:val="444444"/>
@@ -3403,7 +3508,7 @@
       <w:pPr>
         <w:keepLines/>
         <w:widowControl/>
-        <w:spacing w:after="65" w:before="0" w:line="285"/>
+        <w:spacing w:after="45" w:before="0" w:line="280"/>
         <w:ind w:left="200" w:right="100"/>
       </w:pPr>
       <w:r>
@@ -3413,7 +3518,7 @@
     <w:p>
       <w:pPr>
         <w:widowControl/>
-        <w:spacing w:after="65" w:before="0" w:line="285"/>
+        <w:spacing w:after="45" w:before="0" w:line="280"/>
       </w:pPr>
       <w:r>
         <w:t xml:space="preserve">原公报刊载宪法全文，由序言、总纲、公民的基本权利和义务、国家机构、国旗国徽首都等内容构成。同日全国人大公告公布施行。形成报告说明这是对1978年宪法的全面修改；以上文书身份说明为概述。</w:t>
@@ -3446,7 +3551,7 @@
       <w:pPr>
         <w:keepLines/>
         <w:widowControl/>
-        <w:spacing w:after="65" w:before="0" w:line="285"/>
+        <w:spacing w:after="45" w:before="0" w:line="280"/>
         <w:ind w:left="200" w:right="100"/>
       </w:pPr>
       <w:r>
@@ -3456,7 +3561,7 @@
     <w:p>
       <w:pPr>
         <w:widowControl/>
-        <w:spacing w:after="65" w:before="0" w:line="285"/>
+        <w:spacing w:after="45" w:before="0" w:line="280"/>
       </w:pPr>
       <w:r>
         <w:t xml:space="preserve">它包含两条。材料三的第二条明确写着“宪法第十条第四款……修改为……”，另有第一条对宪法第十一条作补充。</w:t>
@@ -3489,7 +3594,7 @@
       <w:pPr>
         <w:keepLines/>
         <w:widowControl/>
-        <w:spacing w:after="65" w:before="0" w:line="285"/>
+        <w:spacing w:after="45" w:before="0" w:line="280"/>
         <w:ind w:left="200" w:right="100"/>
       </w:pPr>
       <w:r>
@@ -3514,7 +3619,7 @@
       <w:pPr>
         <w:keepLines/>
         <w:widowControl/>
-        <w:spacing w:after="65" w:before="0" w:line="285"/>
+        <w:spacing w:after="45" w:before="0" w:line="280"/>
         <w:ind w:left="200" w:right="100"/>
       </w:pPr>
       <w:r>
@@ -3524,7 +3629,7 @@
     <w:p>
       <w:pPr>
         <w:widowControl/>
-        <w:spacing w:after="65" w:before="0" w:line="285"/>
+        <w:spacing w:after="45" w:before="0" w:line="280"/>
       </w:pPr>
       <w:r>
         <w:t xml:space="preserve">本页仅用2018年初版辨认当时文件身份。监察法后来已有修正，不能把这份历史版本直接用来判断今天的具体措施。</w:t>
@@ -3536,13 +3641,13 @@
         <w:widowControl/>
       </w:pPr>
       <w:r>
-        <w:t xml:space="preserve">题5 为什么不是又换了五部新宪法</w:t>
-      </w:r>
-    </w:p>
-    <w:p>
-      <w:pPr>
-        <w:widowControl/>
-        <w:spacing w:after="65" w:before="0" w:line="285"/>
+        <w:t xml:space="preserve">题5 为什么不是又换了五部新宪法（资料题）</w:t>
+      </w:r>
+    </w:p>
+    <w:p>
+      <w:pPr>
+        <w:widowControl/>
+        <w:spacing w:after="45" w:before="0" w:line="280"/>
       </w:pPr>
       <w:r>
         <w:t xml:space="preserve">分别说明甲、乙、丙做了什么，再回答：五次修正为何不等于五部新的完整宪法？今天仍称1982年宪法，是否意味着只读1982年原文就够了？</w:t>
@@ -3619,17 +3724,17 @@
     <w:p>
       <w:pPr>
         <w:widowControl/>
-        <w:spacing w:after="65" w:before="0" w:line="285"/>
+        <w:spacing w:after="45" w:before="0" w:line="280"/>
       </w:pPr>
       <w:r>
         <w:rPr>
           <w:b/>
           <w:bCs/>
         </w:rPr>
-        <w:t xml:space="preserve">出口句：</w:t>
-      </w:r>
-      <w:r>
-        <w:t xml:space="preserve">选本讲一组对照，用“改变了……，同时保留／承接了……”写一句说明。</w:t>
+        <w:t xml:space="preserve">收束读法：</w:t>
+      </w:r>
+      <w:r>
+        <w:t xml:space="preserve">用“改变了……，同时保留／承接了……”核自己对一组材料的理解；本处不新增课末写作任务。</w:t>
       </w:r>
     </w:p>
     <w:p>
@@ -3663,7 +3768,7 @@
         </w:rPr>
         <w:t xml:space="preserve">出处：1982年国务院公报及1988年修正案同前；</w:t>
       </w:r>
-      <w:hyperlink w:history="1" r:id="rIdkxvk-6m3y_0sb2mmt38xb">
+      <w:hyperlink w:history="1" r:id="rId_wk7s1r_jitcf3kuznkwp">
         <w:r>
           <w:rPr>
             <w:color w:val="444444"/>
@@ -3696,7 +3801,7 @@
     <w:p>
       <w:pPr>
         <w:widowControl/>
-        <w:spacing w:after="65" w:before="0" w:line="285"/>
+        <w:spacing w:after="45" w:before="0" w:line="280"/>
       </w:pPr>
       <w:r>
         <w:t xml:space="preserve">本页在上节第四、五部分由教师带读；下方两份1982材料用于说明国家任务、规则约束与机关分工的关系，不新增一轮书面任务。</w:t>
@@ -3729,7 +3834,7 @@
       <w:pPr>
         <w:keepLines/>
         <w:widowControl/>
-        <w:spacing w:after="65" w:before="0" w:line="285"/>
+        <w:spacing w:after="45" w:before="0" w:line="280"/>
         <w:ind w:left="200" w:right="100"/>
       </w:pPr>
       <w:r>
@@ -3740,7 +3845,7 @@
       <w:pPr>
         <w:keepNext/>
         <w:widowControl/>
-        <w:spacing w:after="65" w:before="0" w:line="285"/>
+        <w:spacing w:after="45" w:before="0" w:line="280"/>
       </w:pPr>
       <w:r>
         <w:t xml:space="preserve">随教师讲述看清两个产生关系：人民选举代表，代表会议选举政府人员。本条是当时边区文件的文字，不能直接当作今天各级人大的选举规则，也不能由此推定后来所有制度已在当时完整形成。本处由教师带读，不新增一项书面任务。</w:t>
@@ -3760,7 +3865,7 @@
         </w:rPr>
         <w:t xml:space="preserve">出处：</w:t>
       </w:r>
-      <w:hyperlink w:history="1" r:id="rIdrabzjonihlzmrnlut8vhp">
+      <w:hyperlink w:history="1" r:id="rIdnmmzyvltctgeirqneu_gm">
         <w:r>
           <w:rPr>
             <w:color w:val="444444"/>
@@ -3798,7 +3903,7 @@
       <w:pPr>
         <w:keepLines/>
         <w:widowControl/>
-        <w:spacing w:after="65" w:before="0" w:line="285"/>
+        <w:spacing w:after="45" w:before="0" w:line="280"/>
         <w:ind w:left="200" w:right="100"/>
       </w:pPr>
       <w:r>
@@ -3808,7 +3913,7 @@
     <w:p>
       <w:pPr>
         <w:widowControl/>
-        <w:spacing w:after="65" w:before="0" w:line="285"/>
+        <w:spacing w:after="45" w:before="0" w:line="280"/>
       </w:pPr>
       <w:r>
         <w:t xml:space="preserve">原件位置：印刷888页／PDF第40页。报告论述的是人大统一行使国家权力前提下有关机关的明确分工；不把它改写为某个具体刑事案件的调查结论。课堂据此结合原第135条比较协调效率、分工审查及配合制约，不把“环节越多越好”作为结论。</w:t>
@@ -3832,7 +3937,7 @@
       <w:pPr>
         <w:keepLines/>
         <w:widowControl/>
-        <w:spacing w:after="65" w:before="0" w:line="285"/>
+        <w:spacing w:after="45" w:before="0" w:line="280"/>
         <w:ind w:left="200" w:right="100"/>
       </w:pPr>
       <w:r>
@@ -3842,7 +3947,7 @@
     <w:p>
       <w:pPr>
         <w:widowControl/>
-        <w:spacing w:after="65" w:before="0" w:line="285"/>
+        <w:spacing w:after="45" w:before="0" w:line="280"/>
       </w:pPr>
       <w:r>
         <w:t xml:space="preserve">本句与材料四所列原第5条合读：国家任务和宪法法律约束同时存在，目标的重要性不能独自证明任何手段都适当。原文位置为公报印刷852页／PDF第4页；不是现行序言的逐字版本。</w:t>
@@ -3855,16 +3960,16 @@
         <w:widowControl/>
       </w:pPr>
       <w:r>
-        <w:t xml:space="preserve">附页E1 不成文是否意味着没有文字</w:t>
-      </w:r>
-    </w:p>
-    <w:p>
-      <w:pPr>
-        <w:widowControl/>
-        <w:spacing w:after="65" w:before="0" w:line="285"/>
-      </w:pPr>
-      <w:r>
-        <w:t xml:space="preserve">上节第二部分之后按需使用，仍在本节45分钟内。静默读例子30秒，随后听教师的完整深化，不另设发言轮次。</w:t>
+        <w:t xml:space="preserve">附页E1 不成文是否意味着没有文字（备查）</w:t>
+      </w:r>
+    </w:p>
+    <w:p>
+      <w:pPr>
+        <w:widowControl/>
+        <w:spacing w:after="45" w:before="0" w:line="280"/>
+      </w:pPr>
+      <w:r>
+        <w:t xml:space="preserve">保留有据的译意与问题，供回查。主线已说明“不成文”不等于没有文字；本轮不设这份附页的独立活动。</w:t>
       </w:r>
     </w:p>
     <w:p>
@@ -3880,7 +3985,7 @@
       <w:pPr>
         <w:keepLines/>
         <w:widowControl/>
-        <w:spacing w:after="65" w:before="0" w:line="285"/>
+        <w:spacing w:after="45" w:before="0" w:line="280"/>
         <w:ind w:left="200" w:right="100"/>
       </w:pPr>
       <w:r>
@@ -3890,7 +3995,7 @@
     <w:p>
       <w:pPr>
         <w:widowControl/>
-        <w:spacing w:after="65" w:before="0" w:line="285"/>
+        <w:spacing w:after="45" w:before="0" w:line="280"/>
       </w:pPr>
       <w:r>
         <w:t xml:space="preserve">上句依据英国下院图书馆2009年10月5日《1689年权利法案》研究简报第4页所归纳的法案要求作教师译意，不是原法逐字引文或官方中文法条，也不是1689年原刊影印。</w:t>
@@ -3899,7 +4004,7 @@
     <w:p>
       <w:pPr>
         <w:widowControl/>
-        <w:spacing w:after="65" w:before="0" w:line="285"/>
+        <w:spacing w:after="45" w:before="0" w:line="280"/>
       </w:pPr>
       <w:r>
         <w:rPr>
@@ -3924,7 +4029,7 @@
     <w:p>
       <w:pPr>
         <w:widowControl/>
-        <w:spacing w:after="65" w:before="0" w:line="285"/>
+        <w:spacing w:after="45" w:before="0" w:line="280"/>
       </w:pPr>
       <w:r>
         <w:t xml:space="preserve">“英国是不成文宪法国家，所以没有任何写下来的宪法性规则。”这句话错在哪里？请使用上面的文件例子说明。仅凭这一例子，能否认定英国全部宪法规则都已经写在同一部法典里？</w:t>
@@ -4012,7 +4117,7 @@
         </w:rPr>
         <w:t xml:space="preserve">出处：</w:t>
       </w:r>
-      <w:hyperlink w:history="1" r:id="rId9peikpiljyhtgy29esamm">
+      <w:hyperlink w:history="1" r:id="rIdqwvegcdeglmzrrlalzuiw">
         <w:r>
           <w:rPr>
             <w:color w:val="444444"/>
@@ -4045,7 +4150,7 @@
       <w:pPr>
         <w:keepNext/>
         <w:widowControl/>
-        <w:spacing w:after="65" w:before="0" w:line="285"/>
+        <w:spacing w:after="45" w:before="0" w:line="280"/>
       </w:pPr>
       <w:r>
         <w:t xml:space="preserve">第十六条译意：一个社会如果没有保障权利，也没有确定权力的分立，就没有宪法。</w:t>
@@ -4065,7 +4170,7 @@
         </w:rPr>
         <w:t xml:space="preserve">出处：</w:t>
       </w:r>
-      <w:hyperlink w:history="1" r:id="rId1v5dyhhw0nszwxbvyhyze">
+      <w:hyperlink w:history="1" r:id="rId4kbgkmhbskdtas_a5j890">
         <w:r>
           <w:rPr>
             <w:color w:val="444444"/>
@@ -4092,16 +4197,16 @@
         <w:widowControl/>
       </w:pPr>
       <w:r>
-        <w:t xml:space="preserve">附页E2 已有具体权利为何还增加人权原则</w:t>
-      </w:r>
-    </w:p>
-    <w:p>
-      <w:pPr>
-        <w:widowControl/>
-        <w:spacing w:after="65" w:before="0" w:line="285"/>
-      </w:pPr>
-      <w:r>
-        <w:t xml:space="preserve">下节第九部分之后按需使用，仍在本节45分钟内。回看对照30秒、独立写理由30秒，随后听教师讲评。</w:t>
+        <w:t xml:space="preserve">附页E2 已有具体权利为何还增加人权原则（备查）</w:t>
+      </w:r>
+    </w:p>
+    <w:p>
+      <w:pPr>
+        <w:widowControl/>
+        <w:spacing w:after="45" w:before="0" w:line="280"/>
+      </w:pPr>
+      <w:r>
+        <w:t xml:space="preserve">本讲主线保留已有具体权利与新增一般原则的短说明。这里的长论证作备查，完整人权原则由第五讲接续，不新增本节任务。</w:t>
       </w:r>
     </w:p>
     <w:p>
@@ -4131,7 +4236,7 @@
       <w:pPr>
         <w:keepLines/>
         <w:widowControl/>
-        <w:spacing w:after="65" w:before="0" w:line="285"/>
+        <w:spacing w:after="45" w:before="0" w:line="280"/>
         <w:ind w:left="200" w:right="100"/>
       </w:pPr>
       <w:r>
@@ -4156,7 +4261,7 @@
       <w:pPr>
         <w:keepLines/>
         <w:widowControl/>
-        <w:spacing w:after="65" w:before="0" w:line="285"/>
+        <w:spacing w:after="45" w:before="0" w:line="280"/>
         <w:ind w:left="200" w:right="100"/>
       </w:pPr>
       <w:r>
@@ -4166,7 +4271,7 @@
     <w:p>
       <w:pPr>
         <w:widowControl/>
-        <w:spacing w:after="65" w:before="0" w:line="285"/>
+        <w:spacing w:after="45" w:before="0" w:line="280"/>
       </w:pPr>
       <w:r>
         <w:t xml:space="preserve">第三十七条其余款还规定逮捕的批准、决定与执行关系，以及禁止非法拘禁等内容，见材料二。</w:t>
@@ -4199,7 +4304,7 @@
       <w:pPr>
         <w:keepLines/>
         <w:widowControl/>
-        <w:spacing w:after="65" w:before="0" w:line="285"/>
+        <w:spacing w:after="45" w:before="0" w:line="280"/>
         <w:ind w:left="200" w:right="100"/>
       </w:pPr>
       <w:r>
@@ -4218,7 +4323,7 @@
     <w:p>
       <w:pPr>
         <w:widowControl/>
-        <w:spacing w:after="65" w:before="0" w:line="285"/>
+        <w:spacing w:after="45" w:before="0" w:line="280"/>
       </w:pPr>
       <w:r>
         <w:t xml:space="preserve">“2004年以前宪法没有任何权利保障”与“既然以前已有权利，2004年新增这句话就毫无意义”，两种说法各有什么问题？分别用材料说明，再给自己的结论加一句材料限度。</w:t>
@@ -4323,7 +4428,7 @@
         </w:rPr>
         <w:t xml:space="preserve">出处：1982年第33、37条见国务院公报印刷858—859页／PDF第10—11页；</w:t>
       </w:r>
-      <w:hyperlink w:history="1" r:id="rIdu4fxifr1hp8bhymawxmok">
+      <w:hyperlink w:history="1" r:id="rIdyebeucmlk9nypifoctxkb">
         <w:r>
           <w:rPr>
             <w:color w:val="444444"/>
@@ -4355,9 +4460,9 @@
     <w:p>
       <w:pPr>
         <w:widowControl/>
-        <w:spacing w:after="65" w:before="0" w:line="285"/>
-      </w:pPr>
-      <w:hyperlink w:history="1" r:id="rIdu-zwiypaoomfu-9hicvuj">
+        <w:spacing w:after="45" w:before="0" w:line="280"/>
+      </w:pPr>
+      <w:hyperlink w:history="1" r:id="rIdpl-7h-clgjzpcqxv0owi5">
         <w:r>
           <w:rPr>
             <w:color w:val="000000"/>
@@ -4369,7 +4474,7 @@
       <w:r>
         <w:t xml:space="preserve">；</w:t>
       </w:r>
-      <w:hyperlink w:history="1" r:id="rIdiqdjjkban6cjesyn6hfy4">
+      <w:hyperlink w:history="1" r:id="rIdgft-k14brs2ejtcgbpyre">
         <w:r>
           <w:rPr>
             <w:color w:val="000000"/>
@@ -4381,7 +4486,7 @@
       <w:r>
         <w:t xml:space="preserve">；</w:t>
       </w:r>
-      <w:hyperlink w:history="1" r:id="rIdk2ehe2umf1jrmnuoo2pt3">
+      <w:hyperlink w:history="1" r:id="rIds7nw3i2umivezeskdap5o">
         <w:r>
           <w:rPr>
             <w:color w:val="000000"/>
@@ -4393,7 +4498,7 @@
       <w:r>
         <w:t xml:space="preserve">；</w:t>
       </w:r>
-      <w:hyperlink w:history="1" r:id="rIdxqkpvqx7s-r4_b6xlgug0">
+      <w:hyperlink w:history="1" r:id="rId92rrkh8lgzrpkgy8gzxeo">
         <w:r>
           <w:rPr>
             <w:color w:val="000000"/>
@@ -4405,7 +4510,7 @@
       <w:r>
         <w:t xml:space="preserve">；</w:t>
       </w:r>
-      <w:hyperlink w:history="1" r:id="rIdzxwqy8dqkxphsjczju1kt">
+      <w:hyperlink w:history="1" r:id="rIdvhfqqc64czaxai17l24bz">
         <w:r>
           <w:rPr>
             <w:color w:val="000000"/>
@@ -4417,7 +4522,7 @@
       <w:r>
         <w:t xml:space="preserve">；</w:t>
       </w:r>
-      <w:hyperlink w:history="1" r:id="rIdbmm5iqs9gkqlequjo0zxk">
+      <w:hyperlink w:history="1" r:id="rIdqa2ijojhcqsalkeejbz7p">
         <w:r>
           <w:rPr>
             <w:color w:val="000000"/>
